--- a/App/mou_templates/Emergency.docx
+++ b/App/mou_templates/Emergency.docx
@@ -1,6 +1,6 @@
 
 <file path=word/document.xml><?xml version="1.0" encoding="utf-8"?>
-<w:document xmlns:wpc="http://schemas.microsoft.com/office/word/2010/wordprocessingCanvas" xmlns:cx="http://schemas.microsoft.com/office/drawing/2014/chartex" xmlns:cx1="http://schemas.microsoft.com/office/drawing/2015/9/8/chartex" xmlns:cx2="http://schemas.microsoft.com/office/drawing/2015/10/21/chartex" xmlns:cx3="http://schemas.microsoft.com/office/drawing/2016/5/9/chartex" xmlns:cx4="http://schemas.microsoft.com/office/drawing/2016/5/10/chartex" xmlns:cx5="http://schemas.microsoft.com/office/drawing/2016/5/11/chartex" xmlns:cx6="http://schemas.microsoft.com/office/drawing/2016/5/12/chartex" xmlns:cx7="http://schemas.microsoft.com/office/drawing/2016/5/13/chartex" xmlns:cx8="http://schemas.microsoft.com/office/drawing/2016/5/14/chartex" xmlns:mc="http://schemas.openxmlformats.org/markup-compatibility/2006" xmlns:aink="http://schemas.microsoft.com/office/drawing/2016/ink" xmlns:am3d="http://schemas.microsoft.com/office/drawing/2017/model3d" xmlns:o="urn:schemas-microsoft-com:office:office" xmlns:oel="http://schemas.microsoft.com/office/2019/extlst" xmlns:r="http://schemas.openxmlformats.org/officeDocument/2006/relationships" xmlns:m="http://schemas.openxmlformats.org/officeDocument/2006/math" xmlns:v="urn:schemas-microsoft-com:vml" xmlns:wp14="http://schemas.microsoft.com/office/word/2010/wordprocessingDrawing" xmlns:wp="http://schemas.openxmlformats.org/drawingml/2006/wordprocessingDrawing" xmlns:w10="urn:schemas-microsoft-com:office:word" xmlns:w="http://schemas.openxmlformats.org/wordprocessingml/2006/main" xmlns:w14="http://schemas.microsoft.com/office/word/2010/wordml" xmlns:w15="http://schemas.microsoft.com/office/word/2012/wordml" xmlns:w16cei="http://schemas.microsoft.com/office/word/2026/wordml/cei" xmlns:w16cex="http://schemas.microsoft.com/office/word/2018/wordml/cex" xmlns:w16cid="http://schemas.microsoft.com/office/word/2016/wordml/cid" xmlns:w16="http://schemas.microsoft.com/office/word/2018/wordml" xmlns:w16du="http://schemas.microsoft.com/office/word/2023/wordml/word16du" xmlns:w16sdtdh="http://schemas.microsoft.com/office/word/2020/wordml/sdtdatahash" xmlns:w16sdtfl="http://schemas.microsoft.com/office/word/2024/wordml/sdtformatlock" xmlns:w16se="http://schemas.microsoft.com/office/word/2015/wordml/symex" xmlns:wpg="http://schemas.microsoft.com/office/word/2010/wordprocessingGroup" xmlns:wpi="http://schemas.microsoft.com/office/word/2010/wordprocessingInk" xmlns:wne="http://schemas.microsoft.com/office/word/2006/wordml" xmlns:wps="http://schemas.microsoft.com/office/word/2010/wordprocessingShape" mc:Ignorable="w14 w15 w16se w16cid w16 w16cex w16sdtdh w16sdtfl w16du wp14">
+<w:document xmlns:wpc="http://schemas.microsoft.com/office/word/2010/wordprocessingCanvas" xmlns:cx="http://schemas.microsoft.com/office/drawing/2014/chartex" xmlns:cx1="http://schemas.microsoft.com/office/drawing/2015/9/8/chartex" xmlns:cx2="http://schemas.microsoft.com/office/drawing/2015/10/21/chartex" xmlns:cx3="http://schemas.microsoft.com/office/drawing/2016/5/9/chartex" xmlns:cx4="http://schemas.microsoft.com/office/drawing/2016/5/10/chartex" xmlns:cx5="http://schemas.microsoft.com/office/drawing/2016/5/11/chartex" xmlns:cx6="http://schemas.microsoft.com/office/drawing/2016/5/12/chartex" xmlns:cx7="http://schemas.microsoft.com/office/drawing/2016/5/13/chartex" xmlns:cx8="http://schemas.microsoft.com/office/drawing/2016/5/14/chartex" xmlns:mc="http://schemas.openxmlformats.org/markup-compatibility/2006" xmlns:aink="http://schemas.microsoft.com/office/drawing/2016/ink" xmlns:am3d="http://schemas.microsoft.com/office/drawing/2017/model3d" xmlns:o="urn:schemas-microsoft-com:office:office" xmlns:oel="http://schemas.microsoft.com/office/2019/extlst" xmlns:r="http://schemas.openxmlformats.org/officeDocument/2006/relationships" xmlns:m="http://schemas.openxmlformats.org/officeDocument/2006/math" xmlns:v="urn:schemas-microsoft-com:vml" xmlns:wp14="http://schemas.microsoft.com/office/word/2010/wordprocessingDrawing" xmlns:wp="http://schemas.openxmlformats.org/drawingml/2006/wordprocessingDrawing" xmlns:w10="urn:schemas-microsoft-com:office:word" xmlns:w="http://schemas.openxmlformats.org/wordprocessingml/2006/main" xmlns:w14="http://schemas.microsoft.com/office/word/2010/wordml" xmlns:w15="http://schemas.microsoft.com/office/word/2012/wordml" xmlns:w16cex="http://schemas.microsoft.com/office/word/2018/wordml/cex" xmlns:w16cid="http://schemas.microsoft.com/office/word/2016/wordml/cid" xmlns:w16="http://schemas.microsoft.com/office/word/2018/wordml" xmlns:w16du="http://schemas.microsoft.com/office/word/2023/wordml/word16du" xmlns:w16sdtdh="http://schemas.microsoft.com/office/word/2020/wordml/sdtdatahash" xmlns:w16sdtfl="http://schemas.microsoft.com/office/word/2024/wordml/sdtformatlock" xmlns:w16se="http://schemas.microsoft.com/office/word/2015/wordml/symex" xmlns:wpg="http://schemas.microsoft.com/office/word/2010/wordprocessingGroup" xmlns:wpi="http://schemas.microsoft.com/office/word/2010/wordprocessingInk" xmlns:wne="http://schemas.microsoft.com/office/word/2006/wordml" xmlns:wps="http://schemas.microsoft.com/office/word/2010/wordprocessingShape" mc:Ignorable="w14 w15 w16se w16cid w16 w16cex w16sdtdh w16sdtfl w16du wp14">
   <w:body>
     <w:p>
       <w:pPr>
@@ -141,7 +141,7 @@
           <w:sz w:val="24"/>
           <w:szCs w:val="24"/>
         </w:rPr>
-        <w:t>SATYAM NURSHING HOME</w:t>
+        <w:t>{HOSPITAL_NAME}</w:t>
       </w:r>
       <w:r>
         <w:rPr>
@@ -159,7 +159,7 @@
           <w:sz w:val="24"/>
           <w:szCs w:val="24"/>
         </w:rPr>
-        <w:t>TURKMANPUR, GORAKHPUR, GORAKHPUR, UTTAR PRADESH 273005</w:t>
+        <w:t>{HOSPITAL_ADDRESS}</w:t>
       </w:r>
       <w:r>
         <w:rPr>
@@ -222,25 +222,14 @@
         </w:rPr>
         <w:t xml:space="preserve"> party </w:t>
       </w:r>
-      <w:proofErr w:type="spellStart"/>
-      <w:r>
-        <w:rPr>
-          <w:b/>
-          <w:bCs/>
-          <w:sz w:val="24"/>
-          <w:szCs w:val="24"/>
-        </w:rPr>
-        <w:t>Chhaparia</w:t>
-      </w:r>
-      <w:proofErr w:type="spellEnd"/>
-      <w:r>
-        <w:rPr>
-          <w:b/>
-          <w:bCs/>
-          <w:sz w:val="24"/>
-          <w:szCs w:val="24"/>
-        </w:rPr>
-        <w:t xml:space="preserve"> Hospital</w:t>
+      <w:r>
+        <w:rPr>
+          <w:b/>
+          <w:bCs/>
+          <w:sz w:val="24"/>
+          <w:szCs w:val="24"/>
+        </w:rPr>
+        <w:t>{EMERGENCY_NAME}</w:t>
       </w:r>
       <w:r>
         <w:rPr>
@@ -251,45 +240,14 @@
         </w:rPr>
         <w:t xml:space="preserve"> </w:t>
       </w:r>
-      <w:proofErr w:type="spellStart"/>
-      <w:r>
-        <w:rPr>
-          <w:b/>
-          <w:bCs/>
-          <w:sz w:val="24"/>
-          <w:szCs w:val="24"/>
-        </w:rPr>
-        <w:t>Betiahata</w:t>
-      </w:r>
-      <w:proofErr w:type="spellEnd"/>
-      <w:r>
-        <w:rPr>
-          <w:b/>
-          <w:bCs/>
-          <w:sz w:val="24"/>
-          <w:szCs w:val="24"/>
-        </w:rPr>
-        <w:t xml:space="preserve"> Rd, </w:t>
-      </w:r>
-      <w:proofErr w:type="spellStart"/>
-      <w:r>
-        <w:rPr>
-          <w:b/>
-          <w:bCs/>
-          <w:sz w:val="24"/>
-          <w:szCs w:val="24"/>
-        </w:rPr>
-        <w:t>Betiahata</w:t>
-      </w:r>
-      <w:proofErr w:type="spellEnd"/>
-      <w:r>
-        <w:rPr>
-          <w:b/>
-          <w:bCs/>
-          <w:sz w:val="24"/>
-          <w:szCs w:val="24"/>
-        </w:rPr>
-        <w:t>, Gorakhpur, Uttar Pradesh 273001</w:t>
+      <w:r>
+        <w:rPr>
+          <w:b/>
+          <w:bCs/>
+          <w:sz w:val="24"/>
+          <w:szCs w:val="24"/>
+        </w:rPr>
+        <w:t>{EMERGENCY_ADDRESS}</w:t>
       </w:r>
       <w:r>
         <w:rPr>
@@ -381,25 +339,14 @@
           <w:szCs w:val="24"/>
         </w:rPr>
       </w:pPr>
-      <w:proofErr w:type="spellStart"/>
-      <w:r>
-        <w:rPr>
-          <w:b/>
-          <w:bCs/>
-          <w:sz w:val="24"/>
-          <w:szCs w:val="24"/>
-        </w:rPr>
-        <w:t>Chhaparia</w:t>
-      </w:r>
-      <w:proofErr w:type="spellEnd"/>
-      <w:r>
-        <w:rPr>
-          <w:b/>
-          <w:bCs/>
-          <w:sz w:val="24"/>
-          <w:szCs w:val="24"/>
-        </w:rPr>
-        <w:t xml:space="preserve"> Hospital</w:t>
+      <w:r>
+        <w:rPr>
+          <w:b/>
+          <w:bCs/>
+          <w:sz w:val="24"/>
+          <w:szCs w:val="24"/>
+        </w:rPr>
+        <w:t>{EMERGENCY_NAME}</w:t>
       </w:r>
       <w:r>
         <w:rPr>
@@ -410,45 +357,23 @@
         </w:rPr>
         <w:t xml:space="preserve"> </w:t>
       </w:r>
-      <w:proofErr w:type="spellStart"/>
-      <w:r>
-        <w:rPr>
-          <w:b/>
-          <w:bCs/>
-          <w:sz w:val="24"/>
-          <w:szCs w:val="24"/>
-        </w:rPr>
-        <w:t>Betiahata</w:t>
-      </w:r>
-      <w:proofErr w:type="spellEnd"/>
-      <w:r>
-        <w:rPr>
-          <w:b/>
-          <w:bCs/>
-          <w:sz w:val="24"/>
-          <w:szCs w:val="24"/>
-        </w:rPr>
-        <w:t xml:space="preserve"> Rd, </w:t>
-      </w:r>
-      <w:proofErr w:type="spellStart"/>
-      <w:r>
-        <w:rPr>
-          <w:b/>
-          <w:bCs/>
-          <w:sz w:val="24"/>
-          <w:szCs w:val="24"/>
-        </w:rPr>
-        <w:t>Betiahata</w:t>
-      </w:r>
-      <w:proofErr w:type="spellEnd"/>
-      <w:r>
-        <w:rPr>
-          <w:b/>
-          <w:bCs/>
-          <w:sz w:val="24"/>
-          <w:szCs w:val="24"/>
-        </w:rPr>
-        <w:t xml:space="preserve">, Gorakhpur, Uttar Pradesh 273001 </w:t>
+      <w:r>
+        <w:rPr>
+          <w:b/>
+          <w:bCs/>
+          <w:sz w:val="24"/>
+          <w:szCs w:val="24"/>
+        </w:rPr>
+        <w:t>{EMERGENCY_ADDRESS}</w:t>
+      </w:r>
+      <w:r>
+        <w:rPr>
+          <w:b/>
+          <w:bCs/>
+          <w:sz w:val="24"/>
+          <w:szCs w:val="24"/>
+        </w:rPr>
+        <w:t xml:space="preserve"> </w:t>
       </w:r>
       <w:r>
         <w:rPr>
@@ -550,25 +475,14 @@
           <w:szCs w:val="24"/>
         </w:rPr>
       </w:pPr>
-      <w:proofErr w:type="spellStart"/>
-      <w:r>
-        <w:rPr>
-          <w:b/>
-          <w:bCs/>
-          <w:sz w:val="24"/>
-          <w:szCs w:val="24"/>
-        </w:rPr>
-        <w:t>Chhaparia</w:t>
-      </w:r>
-      <w:proofErr w:type="spellEnd"/>
-      <w:r>
-        <w:rPr>
-          <w:b/>
-          <w:bCs/>
-          <w:sz w:val="24"/>
-          <w:szCs w:val="24"/>
-        </w:rPr>
-        <w:t xml:space="preserve"> Hospital</w:t>
+      <w:r>
+        <w:rPr>
+          <w:b/>
+          <w:bCs/>
+          <w:sz w:val="24"/>
+          <w:szCs w:val="24"/>
+        </w:rPr>
+        <w:t>{EMERGENCY_NAME}</w:t>
       </w:r>
       <w:r>
         <w:rPr>
@@ -579,45 +493,14 @@
         </w:rPr>
         <w:t xml:space="preserve"> </w:t>
       </w:r>
-      <w:proofErr w:type="spellStart"/>
-      <w:r>
-        <w:rPr>
-          <w:b/>
-          <w:bCs/>
-          <w:sz w:val="24"/>
-          <w:szCs w:val="24"/>
-        </w:rPr>
-        <w:t>Betiahata</w:t>
-      </w:r>
-      <w:proofErr w:type="spellEnd"/>
-      <w:r>
-        <w:rPr>
-          <w:b/>
-          <w:bCs/>
-          <w:sz w:val="24"/>
-          <w:szCs w:val="24"/>
-        </w:rPr>
-        <w:t xml:space="preserve"> Rd, </w:t>
-      </w:r>
-      <w:proofErr w:type="spellStart"/>
-      <w:r>
-        <w:rPr>
-          <w:b/>
-          <w:bCs/>
-          <w:sz w:val="24"/>
-          <w:szCs w:val="24"/>
-        </w:rPr>
-        <w:t>Betiahata</w:t>
-      </w:r>
-      <w:proofErr w:type="spellEnd"/>
-      <w:r>
-        <w:rPr>
-          <w:b/>
-          <w:bCs/>
-          <w:sz w:val="24"/>
-          <w:szCs w:val="24"/>
-        </w:rPr>
-        <w:t>, Gorakhpur, Uttar Pradesh 273001</w:t>
+      <w:r>
+        <w:rPr>
+          <w:b/>
+          <w:bCs/>
+          <w:sz w:val="24"/>
+          <w:szCs w:val="24"/>
+        </w:rPr>
+        <w:t>{EMERGENCY_ADDRESS}</w:t>
       </w:r>
       <w:r>
         <w:rPr>
@@ -708,27 +591,15 @@
         </w:rPr>
         <w:t xml:space="preserve"> </w:t>
       </w:r>
-      <w:proofErr w:type="spellStart"/>
-      <w:r>
-        <w:rPr>
-          <w:b/>
-          <w:bCs/>
-          <w:color w:val="000000"/>
-          <w:sz w:val="24"/>
-          <w:szCs w:val="24"/>
-        </w:rPr>
-        <w:t>Chhaparia</w:t>
-      </w:r>
-      <w:proofErr w:type="spellEnd"/>
-      <w:r>
-        <w:rPr>
-          <w:b/>
-          <w:bCs/>
-          <w:color w:val="000000"/>
-          <w:sz w:val="24"/>
-          <w:szCs w:val="24"/>
-        </w:rPr>
-        <w:t xml:space="preserve"> Hospital</w:t>
+      <w:r>
+        <w:rPr>
+          <w:b/>
+          <w:bCs/>
+          <w:color w:val="000000"/>
+          <w:sz w:val="24"/>
+          <w:szCs w:val="24"/>
+        </w:rPr>
+        <w:t>{EMERGENCY_NAME}</w:t>
       </w:r>
       <w:r>
         <w:rPr>
@@ -740,49 +611,15 @@
         </w:rPr>
         <w:t xml:space="preserve"> </w:t>
       </w:r>
-      <w:proofErr w:type="spellStart"/>
-      <w:r>
-        <w:rPr>
-          <w:b/>
-          <w:bCs/>
-          <w:color w:val="000000"/>
-          <w:sz w:val="24"/>
-          <w:szCs w:val="24"/>
-        </w:rPr>
-        <w:t>Betiahata</w:t>
-      </w:r>
-      <w:proofErr w:type="spellEnd"/>
-      <w:r>
-        <w:rPr>
-          <w:b/>
-          <w:bCs/>
-          <w:color w:val="000000"/>
-          <w:sz w:val="24"/>
-          <w:szCs w:val="24"/>
-        </w:rPr>
-        <w:t xml:space="preserve"> Rd, </w:t>
-      </w:r>
-      <w:proofErr w:type="spellStart"/>
-      <w:r>
-        <w:rPr>
-          <w:b/>
-          <w:bCs/>
-          <w:color w:val="000000"/>
-          <w:sz w:val="24"/>
-          <w:szCs w:val="24"/>
-        </w:rPr>
-        <w:t>Betiahata</w:t>
-      </w:r>
-      <w:proofErr w:type="spellEnd"/>
-      <w:r>
-        <w:rPr>
-          <w:b/>
-          <w:bCs/>
-          <w:color w:val="000000"/>
-          <w:sz w:val="24"/>
-          <w:szCs w:val="24"/>
-        </w:rPr>
-        <w:t>, Gorakhpur, Uttar Pradesh 273001</w:t>
+      <w:r>
+        <w:rPr>
+          <w:b/>
+          <w:bCs/>
+          <w:color w:val="000000"/>
+          <w:sz w:val="24"/>
+          <w:szCs w:val="24"/>
+        </w:rPr>
+        <w:t>{EMERGENCY_ADDRESS}</w:t>
       </w:r>
       <w:r>
         <w:rPr>
@@ -833,25 +670,14 @@
         </w:rPr>
         <w:t xml:space="preserve">In case of emergency </w:t>
       </w:r>
-      <w:proofErr w:type="spellStart"/>
-      <w:r>
-        <w:rPr>
-          <w:b/>
-          <w:bCs/>
-          <w:sz w:val="24"/>
-          <w:szCs w:val="24"/>
-        </w:rPr>
-        <w:t>Chhaparia</w:t>
-      </w:r>
-      <w:proofErr w:type="spellEnd"/>
-      <w:r>
-        <w:rPr>
-          <w:b/>
-          <w:bCs/>
-          <w:sz w:val="24"/>
-          <w:szCs w:val="24"/>
-        </w:rPr>
-        <w:t xml:space="preserve"> Hospital</w:t>
+      <w:r>
+        <w:rPr>
+          <w:b/>
+          <w:bCs/>
+          <w:sz w:val="24"/>
+          <w:szCs w:val="24"/>
+        </w:rPr>
+        <w:t>{EMERGENCY_NAME}</w:t>
       </w:r>
       <w:r>
         <w:rPr>
@@ -862,45 +688,14 @@
         </w:rPr>
         <w:t xml:space="preserve"> </w:t>
       </w:r>
-      <w:proofErr w:type="spellStart"/>
-      <w:r>
-        <w:rPr>
-          <w:b/>
-          <w:bCs/>
-          <w:sz w:val="24"/>
-          <w:szCs w:val="24"/>
-        </w:rPr>
-        <w:t>Betiahata</w:t>
-      </w:r>
-      <w:proofErr w:type="spellEnd"/>
-      <w:r>
-        <w:rPr>
-          <w:b/>
-          <w:bCs/>
-          <w:sz w:val="24"/>
-          <w:szCs w:val="24"/>
-        </w:rPr>
-        <w:t xml:space="preserve"> Rd, </w:t>
-      </w:r>
-      <w:proofErr w:type="spellStart"/>
-      <w:r>
-        <w:rPr>
-          <w:b/>
-          <w:bCs/>
-          <w:sz w:val="24"/>
-          <w:szCs w:val="24"/>
-        </w:rPr>
-        <w:t>Betiahata</w:t>
-      </w:r>
-      <w:proofErr w:type="spellEnd"/>
-      <w:r>
-        <w:rPr>
-          <w:b/>
-          <w:bCs/>
-          <w:sz w:val="24"/>
-          <w:szCs w:val="24"/>
-        </w:rPr>
-        <w:t>, Gorakhpur, Uttar Pradesh 273001</w:t>
+      <w:r>
+        <w:rPr>
+          <w:b/>
+          <w:bCs/>
+          <w:sz w:val="24"/>
+          <w:szCs w:val="24"/>
+        </w:rPr>
+        <w:t>{EMERGENCY_ADDRESS}</w:t>
       </w:r>
       <w:r>
         <w:rPr>
@@ -1125,7 +920,7 @@
           <w:sz w:val="24"/>
           <w:szCs w:val="24"/>
         </w:rPr>
-        <w:t>SATYAM NURSHING HOME</w:t>
+        <w:t>{HOSPITAL_NAME}</w:t>
       </w:r>
       <w:r>
         <w:rPr>
@@ -1143,7 +938,7 @@
           <w:sz w:val="24"/>
           <w:szCs w:val="24"/>
         </w:rPr>
-        <w:t>TURKMANPUR, GORAKHPUR, GORAKHPUR, UTTAR PRADESH 273005</w:t>
+        <w:t>{HOSPITAL_ADDRESS}</w:t>
       </w:r>
     </w:p>
     <w:p>
@@ -1175,7 +970,6 @@
           <w:sz w:val="24"/>
           <w:szCs w:val="24"/>
         </w:rPr>
-        <w:lastRenderedPageBreak/>
         <w:t xml:space="preserve">Mob </w:t>
       </w:r>
     </w:p>
@@ -1201,25 +995,14 @@
           <w:szCs w:val="24"/>
         </w:rPr>
       </w:pPr>
-      <w:proofErr w:type="spellStart"/>
-      <w:r>
-        <w:rPr>
-          <w:b/>
-          <w:bCs/>
-          <w:sz w:val="24"/>
-          <w:szCs w:val="24"/>
-        </w:rPr>
-        <w:t>Chhaparia</w:t>
-      </w:r>
-      <w:proofErr w:type="spellEnd"/>
-      <w:r>
-        <w:rPr>
-          <w:b/>
-          <w:bCs/>
-          <w:sz w:val="24"/>
-          <w:szCs w:val="24"/>
-        </w:rPr>
-        <w:t xml:space="preserve"> Hospital</w:t>
+      <w:r>
+        <w:rPr>
+          <w:b/>
+          <w:bCs/>
+          <w:sz w:val="24"/>
+          <w:szCs w:val="24"/>
+        </w:rPr>
+        <w:t>{EMERGENCY_NAME}</w:t>
       </w:r>
       <w:r>
         <w:rPr>
@@ -1698,7 +1481,7 @@
 </file>
 
 <file path=word/numbering.xml><?xml version="1.0" encoding="utf-8"?>
-<w:numbering xmlns:wpc="http://schemas.microsoft.com/office/word/2010/wordprocessingCanvas" xmlns:cx="http://schemas.microsoft.com/office/drawing/2014/chartex" xmlns:cx1="http://schemas.microsoft.com/office/drawing/2015/9/8/chartex" xmlns:cx2="http://schemas.microsoft.com/office/drawing/2015/10/21/chartex" xmlns:cx3="http://schemas.microsoft.com/office/drawing/2016/5/9/chartex" xmlns:cx4="http://schemas.microsoft.com/office/drawing/2016/5/10/chartex" xmlns:cx5="http://schemas.microsoft.com/office/drawing/2016/5/11/chartex" xmlns:cx6="http://schemas.microsoft.com/office/drawing/2016/5/12/chartex" xmlns:cx7="http://schemas.microsoft.com/office/drawing/2016/5/13/chartex" xmlns:cx8="http://schemas.microsoft.com/office/drawing/2016/5/14/chartex" xmlns:mc="http://schemas.openxmlformats.org/markup-compatibility/2006" xmlns:aink="http://schemas.microsoft.com/office/drawing/2016/ink" xmlns:am3d="http://schemas.microsoft.com/office/drawing/2017/model3d" xmlns:o="urn:schemas-microsoft-com:office:office" xmlns:oel="http://schemas.microsoft.com/office/2019/extlst" xmlns:r="http://schemas.openxmlformats.org/officeDocument/2006/relationships" xmlns:m="http://schemas.openxmlformats.org/officeDocument/2006/math" xmlns:v="urn:schemas-microsoft-com:vml" xmlns:wp14="http://schemas.microsoft.com/office/word/2010/wordprocessingDrawing" xmlns:wp="http://schemas.openxmlformats.org/drawingml/2006/wordprocessingDrawing" xmlns:w10="urn:schemas-microsoft-com:office:word" xmlns:w="http://schemas.openxmlformats.org/wordprocessingml/2006/main" xmlns:w14="http://schemas.microsoft.com/office/word/2010/wordml" xmlns:w15="http://schemas.microsoft.com/office/word/2012/wordml" xmlns:w16cei="http://schemas.microsoft.com/office/word/2026/wordml/cei" xmlns:w16cex="http://schemas.microsoft.com/office/word/2018/wordml/cex" xmlns:w16cid="http://schemas.microsoft.com/office/word/2016/wordml/cid" xmlns:w16="http://schemas.microsoft.com/office/word/2018/wordml" xmlns:w16du="http://schemas.microsoft.com/office/word/2023/wordml/word16du" xmlns:w16sdtdh="http://schemas.microsoft.com/office/word/2020/wordml/sdtdatahash" xmlns:w16sdtfl="http://schemas.microsoft.com/office/word/2024/wordml/sdtformatlock" xmlns:w16se="http://schemas.microsoft.com/office/word/2015/wordml/symex" xmlns:wpg="http://schemas.microsoft.com/office/word/2010/wordprocessingGroup" xmlns:wpi="http://schemas.microsoft.com/office/word/2010/wordprocessingInk" xmlns:wne="http://schemas.microsoft.com/office/word/2006/wordml" xmlns:wps="http://schemas.microsoft.com/office/word/2010/wordprocessingShape" mc:Ignorable="w14 w15 w16se w16cid w16 w16cex w16sdtdh w16sdtfl w16du wp14">
+<w:numbering xmlns:wpc="http://schemas.microsoft.com/office/word/2010/wordprocessingCanvas" xmlns:cx="http://schemas.microsoft.com/office/drawing/2014/chartex" xmlns:cx1="http://schemas.microsoft.com/office/drawing/2015/9/8/chartex" xmlns:cx2="http://schemas.microsoft.com/office/drawing/2015/10/21/chartex" xmlns:cx3="http://schemas.microsoft.com/office/drawing/2016/5/9/chartex" xmlns:cx4="http://schemas.microsoft.com/office/drawing/2016/5/10/chartex" xmlns:cx5="http://schemas.microsoft.com/office/drawing/2016/5/11/chartex" xmlns:cx6="http://schemas.microsoft.com/office/drawing/2016/5/12/chartex" xmlns:cx7="http://schemas.microsoft.com/office/drawing/2016/5/13/chartex" xmlns:cx8="http://schemas.microsoft.com/office/drawing/2016/5/14/chartex" xmlns:mc="http://schemas.openxmlformats.org/markup-compatibility/2006" xmlns:aink="http://schemas.microsoft.com/office/drawing/2016/ink" xmlns:am3d="http://schemas.microsoft.com/office/drawing/2017/model3d" xmlns:o="urn:schemas-microsoft-com:office:office" xmlns:oel="http://schemas.microsoft.com/office/2019/extlst" xmlns:r="http://schemas.openxmlformats.org/officeDocument/2006/relationships" xmlns:m="http://schemas.openxmlformats.org/officeDocument/2006/math" xmlns:v="urn:schemas-microsoft-com:vml" xmlns:wp14="http://schemas.microsoft.com/office/word/2010/wordprocessingDrawing" xmlns:wp="http://schemas.openxmlformats.org/drawingml/2006/wordprocessingDrawing" xmlns:w10="urn:schemas-microsoft-com:office:word" xmlns:w="http://schemas.openxmlformats.org/wordprocessingml/2006/main" xmlns:w14="http://schemas.microsoft.com/office/word/2010/wordml" xmlns:w15="http://schemas.microsoft.com/office/word/2012/wordml" xmlns:w16cex="http://schemas.microsoft.com/office/word/2018/wordml/cex" xmlns:w16cid="http://schemas.microsoft.com/office/word/2016/wordml/cid" xmlns:w16="http://schemas.microsoft.com/office/word/2018/wordml" xmlns:w16du="http://schemas.microsoft.com/office/word/2023/wordml/word16du" xmlns:w16sdtdh="http://schemas.microsoft.com/office/word/2020/wordml/sdtdatahash" xmlns:w16sdtfl="http://schemas.microsoft.com/office/word/2024/wordml/sdtformatlock" xmlns:w16se="http://schemas.microsoft.com/office/word/2015/wordml/symex" xmlns:wpg="http://schemas.microsoft.com/office/word/2010/wordprocessingGroup" xmlns:wpi="http://schemas.microsoft.com/office/word/2010/wordprocessingInk" xmlns:wne="http://schemas.microsoft.com/office/word/2006/wordml" xmlns:wps="http://schemas.microsoft.com/office/word/2010/wordprocessingShape" mc:Ignorable="w14 w15 w16se w16cid w16 w16cex w16sdtdh w16sdtfl w16du wp14">
   <w:abstractNum w:abstractNumId="0" w15:restartNumberingAfterBreak="0">
     <w:nsid w:val="0BD80509"/>
     <w:multiLevelType w:val="multilevel"/>

--- a/App/mou_templates/Emergency.docx
+++ b/App/mou_templates/Emergency.docx
@@ -118,7 +118,14 @@
           <w:sz w:val="24"/>
           <w:szCs w:val="24"/>
         </w:rPr>
-        <w:t>August</w:t>
+        <w:t>Se</w:t>
+      </w:r>
+      <w:r>
+        <w:rPr>
+          <w:sz w:val="24"/>
+          <w:szCs w:val="24"/>
+        </w:rPr>
+        <w:t>ptember</w:t>
       </w:r>
       <w:r>
         <w:rPr>
@@ -829,7 +836,7 @@
           <w:sz w:val="24"/>
           <w:szCs w:val="24"/>
         </w:rPr>
-        <w:t>August</w:t>
+        <w:t>September</w:t>
       </w:r>
       <w:r>
         <w:rPr>
@@ -1346,17 +1353,8 @@
           <w:szCs w:val="24"/>
         </w:rPr>
         <w:tab/>
-      </w:r>
-      <w:proofErr w:type="spellStart"/>
-      <w:r>
-        <w:rPr>
-          <w:color w:val="000000"/>
-          <w:sz w:val="24"/>
-          <w:szCs w:val="24"/>
-        </w:rPr>
         <w:t>Signature</w:t>
       </w:r>
-      <w:proofErr w:type="spellEnd"/>
     </w:p>
     <w:p>
       <w:pPr>
@@ -1458,17 +1456,8 @@
           <w:szCs w:val="24"/>
         </w:rPr>
         <w:tab/>
-      </w:r>
-      <w:proofErr w:type="spellStart"/>
-      <w:r>
-        <w:rPr>
-          <w:color w:val="000000"/>
-          <w:sz w:val="24"/>
-          <w:szCs w:val="24"/>
-        </w:rPr>
         <w:t>Name</w:t>
       </w:r>
-      <w:proofErr w:type="spellEnd"/>
     </w:p>
     <w:sectPr>
       <w:pgSz w:w="12240" w:h="16840"/>
